--- a/docs/Computational Pathology/PathScribe_Computational_Sidecar_User_Guide.docx
+++ b/docs/Computational Pathology/PathScribe_Computational_Sidecar_User_Guide.docx
@@ -45,7 +45,7 @@
           <w:sz w:val="22"/>
           <w:szCs w:val="22"/>
         </w:rPr>
-        <w:t xml:space="preserve">Version 1.1  ·  May 2026</w:t>
+        <w:t xml:space="preserve">Version 1.2  ·  May 2026</w:t>
       </w:r>
     </w:p>
     <w:p>
@@ -83,7 +83,7 @@
           <w:sz w:val="22"/>
           <w:szCs w:val="22"/>
         </w:rPr>
-        <w:t xml:space="preserve">The Computational Sidecar brings live laboratory results directly into your PathScribe workflow. You no longer need to leave the application to check ancillary results during case reporting. Results surface in two places: the Worklist (for quick triage) and the Synoptic Report page (for detailed reference during data entry).</w:t>
+        <w:t xml:space="preserve">The Computational Sidecar brings live laboratory results directly into your PathScribe workflow. Results surface in two places: the Worklist (quick triage) and the Synoptic Report (detailed reference during data entry). Tests are grouped by specimen so you always know which result belongs where.</w:t>
       </w:r>
     </w:p>
     <w:p>
@@ -126,27 +126,6 @@
           <w:szCs w:val="26"/>
         </w:rPr>
         <w:t xml:space="preserve">Reading the Icons</w:t>
-      </w:r>
-    </w:p>
-    <w:p>
-      <w:pPr>
-        <w:spacing w:after="80" w:before="80"/>
-      </w:pPr>
-      <w:r>
-        <w:rPr>
-          <w:rFonts w:ascii="Arial" w:cs="Arial" w:eastAsia="Arial" w:hAnsi="Arial"/>
-          <w:sz w:val="22"/>
-          <w:szCs w:val="22"/>
-        </w:rPr>
-        <w:t xml:space="preserve">In the Flag(s) column, computational tests appear as small coloured glyphs before any administrative text pills.</w:t>
-      </w:r>
-    </w:p>
-    <w:p>
-      <w:pPr>
-        <w:spacing w:after="80" w:before="80"/>
-      </w:pPr>
-      <w:r>
-        <w:t xml:space="preserve"/>
       </w:r>
     </w:p>
     <w:tbl>
@@ -630,6 +609,19 @@
     </w:p>
     <w:p>
       <w:pPr>
+        <w:spacing w:after="80" w:before="80"/>
+      </w:pPr>
+      <w:r>
+        <w:rPr>
+          <w:rFonts w:ascii="Arial" w:cs="Arial" w:eastAsia="Arial" w:hAnsi="Arial"/>
+          <w:sz w:val="22"/>
+          <w:szCs w:val="22"/>
+        </w:rPr>
+        <w:t xml:space="preserve">Click any computational icon to open the Computational Data drawer. The left navigator is grouped by specimen:</w:t>
+      </w:r>
+    </w:p>
+    <w:p>
+      <w:pPr>
         <w:pStyle w:val="ListParagraph"/>
         <w:numPr>
           <w:ilvl w:val="0"/>
@@ -643,7 +635,7 @@
           <w:sz w:val="22"/>
           <w:szCs w:val="22"/>
         </w:rPr>
-        <w:t xml:space="preserve">Click any icon → Computational Data drawer opens on the right</w:t>
+        <w:t xml:space="preserve">Case level — tests that apply to the whole case</w:t>
       </w:r>
     </w:p>
     <w:p>
@@ -661,7 +653,7 @@
           <w:sz w:val="22"/>
           <w:szCs w:val="22"/>
         </w:rPr>
-        <w:t xml:space="preserve">Left pane: ordered tests for this case with status</w:t>
+        <w:t xml:space="preserve">A: [specimen name] — tests ordered for specimen A</w:t>
       </w:r>
     </w:p>
     <w:p>
@@ -679,774 +671,20 @@
           <w:sz w:val="22"/>
           <w:szCs w:val="22"/>
         </w:rPr>
-        <w:t xml:space="preserve">Right pane: discrete result data for the selected test</w:t>
-      </w:r>
-    </w:p>
-    <w:p>
-      <w:pPr>
-        <w:pStyle w:val="ListParagraph"/>
-        <w:numPr>
-          <w:ilvl w:val="0"/>
-          <w:numId w:val="2"/>
-        </w:numPr>
-        <w:spacing w:after="40" w:before="40"/>
-      </w:pPr>
-      <w:r>
-        <w:rPr>
-          <w:rFonts w:ascii="Arial" w:cs="Arial" w:eastAsia="Arial" w:hAnsi="Arial"/>
-          <w:sz w:val="22"/>
-          <w:szCs w:val="22"/>
-        </w:rPr>
-        <w:t xml:space="preserve">Click outside the drawer to close without navigating</w:t>
-      </w:r>
-    </w:p>
-    <w:p>
-      <w:pPr>
-        <w:pStyle w:val="ListParagraph"/>
-        <w:numPr>
-          <w:ilvl w:val="0"/>
-          <w:numId w:val="2"/>
-        </w:numPr>
-        <w:spacing w:after="40" w:before="40"/>
-      </w:pPr>
-      <w:r>
-        <w:rPr>
-          <w:rFonts w:ascii="Arial" w:cs="Arial" w:eastAsia="Arial" w:hAnsi="Arial"/>
-          <w:sz w:val="22"/>
-          <w:szCs w:val="22"/>
-        </w:rPr>
-        <w:t xml:space="preserve">"→ Open case" in the drawer header opens the Synoptic Report</w:t>
-      </w:r>
-    </w:p>
-    <w:p>
-      <w:pPr>
-        <w:spacing w:after="80" w:before="80"/>
-      </w:pPr>
-      <w:r>
-        <w:t xml:space="preserve"/>
-      </w:r>
-    </w:p>
-    <w:p>
-      <w:pPr>
-        <w:pStyle w:val="Heading1"/>
-        <w:spacing w:after="160" w:before="400"/>
-      </w:pPr>
-      <w:r>
-        <w:rPr>
-          <w:rFonts w:ascii="Arial" w:cs="Arial" w:eastAsia="Arial" w:hAnsi="Arial"/>
-          <w:b/>
-          <w:bCs/>
-          <w:color w:val="0F172A"/>
-          <w:sz w:val="32"/>
-          <w:szCs w:val="32"/>
-        </w:rPr>
-        <w:t xml:space="preserve">Synoptic Report — Computational Tab</w:t>
-      </w:r>
-    </w:p>
-    <w:p>
-      <w:pPr>
-        <w:pStyle w:val="Heading2"/>
-        <w:spacing w:after="120" w:before="300"/>
-      </w:pPr>
-      <w:r>
-        <w:rPr>
-          <w:rFonts w:ascii="Arial" w:cs="Arial" w:eastAsia="Arial" w:hAnsi="Arial"/>
-          <w:b/>
-          <w:bCs/>
-          <w:color w:val="0891B2"/>
-          <w:sz w:val="26"/>
-          <w:szCs w:val="26"/>
-        </w:rPr>
-        <w:t xml:space="preserve">Using the Tab</w:t>
-      </w:r>
-    </w:p>
-    <w:p>
-      <w:pPr>
-        <w:pStyle w:val="ListParagraph"/>
-        <w:numPr>
-          <w:ilvl w:val="0"/>
-          <w:numId w:val="3"/>
-        </w:numPr>
-        <w:spacing w:after="40" w:before="40"/>
-      </w:pPr>
-      <w:r>
-        <w:rPr>
-          <w:rFonts w:ascii="Arial" w:cs="Arial" w:eastAsia="Arial" w:hAnsi="Arial"/>
-          <w:sz w:val="22"/>
-          <w:szCs w:val="22"/>
-        </w:rPr>
-        <w:t xml:space="preserve">Click the ⚗️ Computational tab — badge shows ordered test count for this case</w:t>
-      </w:r>
-    </w:p>
-    <w:p>
-      <w:pPr>
-        <w:pStyle w:val="ListParagraph"/>
-        <w:numPr>
-          <w:ilvl w:val="0"/>
-          <w:numId w:val="3"/>
-        </w:numPr>
-        <w:spacing w:after="40" w:before="40"/>
-      </w:pPr>
-      <w:r>
-        <w:rPr>
-          <w:rFonts w:ascii="Arial" w:cs="Arial" w:eastAsia="Arial" w:hAnsi="Arial"/>
-          <w:sz w:val="22"/>
-          <w:szCs w:val="22"/>
-        </w:rPr>
-        <w:t xml:space="preserve">Left pane lists ordered tests with colour status dots</w:t>
-      </w:r>
-    </w:p>
-    <w:p>
-      <w:pPr>
-        <w:pStyle w:val="ListParagraph"/>
-        <w:numPr>
-          <w:ilvl w:val="0"/>
-          <w:numId w:val="3"/>
-        </w:numPr>
-        <w:spacing w:after="40" w:before="40"/>
-      </w:pPr>
-      <w:r>
-        <w:rPr>
-          <w:rFonts w:ascii="Arial" w:cs="Arial" w:eastAsia="Arial" w:hAnsi="Arial"/>
-          <w:sz w:val="22"/>
-          <w:szCs w:val="22"/>
-        </w:rPr>
-        <w:t xml:space="preserve">Click any test to view its result in the right pane</w:t>
-      </w:r>
-    </w:p>
-    <w:p>
-      <w:pPr>
-        <w:pStyle w:val="ListParagraph"/>
-        <w:numPr>
-          <w:ilvl w:val="0"/>
-          <w:numId w:val="3"/>
-        </w:numPr>
-        <w:spacing w:after="40" w:before="40"/>
-      </w:pPr>
-      <w:r>
-        <w:rPr>
-          <w:rFonts w:ascii="Arial" w:cs="Arial" w:eastAsia="Arial" w:hAnsi="Arial"/>
-          <w:sz w:val="22"/>
-          <w:szCs w:val="22"/>
-        </w:rPr>
-        <w:t xml:space="preserve">The result header shows the assigned specimen (e.g. A: Sigmoid colon resection)</w:t>
-      </w:r>
-    </w:p>
-    <w:p>
-      <w:pPr>
-        <w:pStyle w:val="ListParagraph"/>
-        <w:numPr>
-          <w:ilvl w:val="0"/>
-          <w:numId w:val="3"/>
-        </w:numPr>
-        <w:spacing w:after="40" w:before="40"/>
-      </w:pPr>
-      <w:r>
-        <w:rPr>
-          <w:rFonts w:ascii="Arial" w:cs="Arial" w:eastAsia="Arial" w:hAnsi="Arial"/>
-          <w:sz w:val="22"/>
-          <w:szCs w:val="22"/>
-        </w:rPr>
-        <w:t xml:space="preserve">Full Report tab returns you to the LIS report with scroll position preserved</w:t>
-      </w:r>
-    </w:p>
-    <w:p>
-      <w:pPr>
-        <w:spacing w:after="80" w:before="80"/>
-      </w:pPr>
-      <w:r>
-        <w:t xml:space="preserve"/>
-      </w:r>
-    </w:p>
-    <w:p>
-      <w:pPr>
-        <w:pStyle w:val="Heading2"/>
-        <w:spacing w:after="120" w:before="300"/>
-      </w:pPr>
-      <w:r>
-        <w:rPr>
-          <w:rFonts w:ascii="Arial" w:cs="Arial" w:eastAsia="Arial" w:hAnsi="Arial"/>
-          <w:b/>
-          <w:bCs/>
-          <w:color w:val="0891B2"/>
-          <w:sz w:val="26"/>
-          <w:szCs w:val="26"/>
-        </w:rPr>
-        <w:t xml:space="preserve">Result Display</w:t>
-      </w:r>
-    </w:p>
-    <w:p>
-      <w:pPr>
-        <w:pStyle w:val="ListParagraph"/>
-        <w:numPr>
-          <w:ilvl w:val="0"/>
-          <w:numId w:val="2"/>
-        </w:numPr>
-        <w:spacing w:after="40" w:before="40"/>
-      </w:pPr>
-      <w:r>
-        <w:rPr>
-          <w:rFonts w:ascii="Arial" w:cs="Arial" w:eastAsia="Arial" w:hAnsi="Arial"/>
-          <w:sz w:val="22"/>
-          <w:szCs w:val="22"/>
-        </w:rPr>
-        <w:t xml:space="preserve">Status badge — Pending, Preliminary, or Final with actionability</w:t>
-      </w:r>
-    </w:p>
-    <w:p>
-      <w:pPr>
-        <w:pStyle w:val="ListParagraph"/>
-        <w:numPr>
-          <w:ilvl w:val="0"/>
-          <w:numId w:val="2"/>
-        </w:numPr>
-        <w:spacing w:after="40" w:before="40"/>
-      </w:pPr>
-      <w:r>
-        <w:rPr>
-          <w:rFonts w:ascii="Arial" w:cs="Arial" w:eastAsia="Arial" w:hAnsi="Arial"/>
-          <w:sz w:val="22"/>
-          <w:szCs w:val="22"/>
-        </w:rPr>
-        <w:t xml:space="preserve">Specimen badge — which specimen this test applies to, or "All specimens"</w:t>
-      </w:r>
-    </w:p>
-    <w:p>
-      <w:pPr>
-        <w:pStyle w:val="ListParagraph"/>
-        <w:numPr>
-          <w:ilvl w:val="0"/>
-          <w:numId w:val="2"/>
-        </w:numPr>
-        <w:spacing w:after="40" w:before="40"/>
-      </w:pPr>
-      <w:r>
-        <w:rPr>
-          <w:rFonts w:ascii="Arial" w:cs="Arial" w:eastAsia="Arial" w:hAnsi="Arial"/>
-          <w:sz w:val="22"/>
-          <w:szCs w:val="22"/>
-        </w:rPr>
-        <w:t xml:space="preserve">Result data table — discrete LIS fields (ER: Positive, HER2 IHC: 3+, etc.)</w:t>
-      </w:r>
-    </w:p>
-    <w:p>
-      <w:pPr>
-        <w:pStyle w:val="ListParagraph"/>
-        <w:numPr>
-          <w:ilvl w:val="0"/>
-          <w:numId w:val="2"/>
-        </w:numPr>
-        <w:spacing w:after="40" w:before="40"/>
-      </w:pPr>
-      <w:r>
-        <w:rPr>
-          <w:rFonts w:ascii="Arial" w:cs="Arial" w:eastAsia="Arial" w:hAnsi="Arial"/>
-          <w:sz w:val="22"/>
-          <w:szCs w:val="22"/>
-        </w:rPr>
-        <w:t xml:space="preserve">AI concordance — Agrees or Differs with the AI pre-filled synoptic field</w:t>
-      </w:r>
-    </w:p>
-    <w:p>
-      <w:pPr>
-        <w:pStyle w:val="ListParagraph"/>
-        <w:numPr>
-          <w:ilvl w:val="0"/>
-          <w:numId w:val="2"/>
-        </w:numPr>
-        <w:spacing w:after="40" w:before="40"/>
-      </w:pPr>
-      <w:r>
-        <w:rPr>
-          <w:rFonts w:ascii="Arial" w:cs="Arial" w:eastAsia="Arial" w:hAnsi="Arial"/>
-          <w:sz w:val="22"/>
-          <w:szCs w:val="22"/>
-        </w:rPr>
-        <w:t xml:space="preserve">AI extraction badge — if AI parsed the result from unstructured text</w:t>
-      </w:r>
-    </w:p>
-    <w:p>
-      <w:pPr>
-        <w:pStyle w:val="ListParagraph"/>
-        <w:numPr>
-          <w:ilvl w:val="0"/>
-          <w:numId w:val="2"/>
-        </w:numPr>
-        <w:spacing w:after="40" w:before="40"/>
-      </w:pPr>
-      <w:r>
-        <w:rPr>
-          <w:rFonts w:ascii="Arial" w:cs="Arial" w:eastAsia="Arial" w:hAnsi="Arial"/>
-          <w:sz w:val="22"/>
-          <w:szCs w:val="22"/>
-        </w:rPr>
-        <w:t xml:space="preserve">Timestamp — when the lab reported the result</w:t>
-      </w:r>
-    </w:p>
-    <w:p>
-      <w:pPr>
-        <w:spacing w:after="80" w:before="80"/>
-      </w:pPr>
-      <w:r>
-        <w:t xml:space="preserve"/>
-      </w:r>
-    </w:p>
-    <w:tbl>
-      <w:tblPr>
-        <w:tblW w:type="dxa" w:w="9360"/>
-        <w:tblBorders>
-          <w:top w:val="single" w:color="auto" w:sz="4"/>
-          <w:left w:val="single" w:color="auto" w:sz="4"/>
-          <w:bottom w:val="single" w:color="auto" w:sz="4"/>
-          <w:right w:val="single" w:color="auto" w:sz="4"/>
-          <w:insideH w:val="single" w:color="auto" w:sz="4"/>
-          <w:insideV w:val="single" w:color="auto" w:sz="4"/>
-        </w:tblBorders>
-      </w:tblPr>
-      <w:tblGrid>
-        <w:gridCol w:w="180"/>
-        <w:gridCol w:w="9180"/>
-      </w:tblGrid>
-      <w:tr>
-        <w:tc>
-          <w:tcPr>
-            <w:tcW w:type="dxa" w:w="180"/>
-            <w:tcBorders>
-              <w:top w:val="single" w:color="D1D5DB" w:sz="1"/>
-              <w:left w:val="single" w:color="D1D5DB" w:sz="1"/>
-              <w:bottom w:val="single" w:color="D1D5DB" w:sz="1"/>
-              <w:right w:val="single" w:color="D1D5DB" w:sz="1"/>
-            </w:tcBorders>
-            <w:shd w:fill="E0F2FE" w:val="clear"/>
-            <w:tcMar>
-              <w:top w:type="dxa" w:w="100"/>
-              <w:left w:type="dxa" w:w="120"/>
-              <w:bottom w:type="dxa" w:w="100"/>
-              <w:right w:type="dxa" w:w="120"/>
-            </w:tcMar>
-          </w:tcPr>
-          <w:p>
-            <w:r>
-              <w:rPr>
-                <w:rFonts w:ascii="Arial" w:cs="Arial" w:eastAsia="Arial" w:hAnsi="Arial"/>
-                <w:b/>
-                <w:bCs/>
-                <w:color w:val="0891B2"/>
-                <w:sz w:val="20"/>
-                <w:szCs w:val="20"/>
-              </w:rPr>
-              <w:t xml:space="preserve">About AI Concordance</w:t>
-            </w:r>
-          </w:p>
-        </w:tc>
-        <w:tc>
-          <w:tcPr>
-            <w:tcW w:type="dxa" w:w="9180"/>
-            <w:tcBorders>
-              <w:top w:val="single" w:color="D1D5DB" w:sz="1"/>
-              <w:left w:val="single" w:color="D1D5DB" w:sz="1"/>
-              <w:bottom w:val="single" w:color="D1D5DB" w:sz="1"/>
-              <w:right w:val="single" w:color="D1D5DB" w:sz="1"/>
-            </w:tcBorders>
-            <w:tcMar>
-              <w:top w:type="dxa" w:w="100"/>
-              <w:left w:type="dxa" w:w="120"/>
-              <w:bottom w:type="dxa" w:w="100"/>
-              <w:right w:type="dxa" w:w="120"/>
-            </w:tcMar>
-          </w:tcPr>
-          <w:p>
-            <w:r>
-              <w:rPr>
-                <w:rFonts w:ascii="Arial" w:cs="Arial" w:eastAsia="Arial" w:hAnsi="Arial"/>
-                <w:sz w:val="20"/>
-                <w:szCs w:val="20"/>
-              </w:rPr>
-              <w:t xml:space="preserve">If the discrete result and AI suggestion differ, review the relevant synoptic field before finalising.</w:t>
-            </w:r>
-          </w:p>
-        </w:tc>
-      </w:tr>
-    </w:tbl>
-    <w:p>
-      <w:pPr>
-        <w:spacing w:after="80" w:before="80"/>
-      </w:pPr>
-      <w:r>
-        <w:t xml:space="preserve"/>
-      </w:r>
-    </w:p>
-    <w:p>
-      <w:pPr>
-        <w:pStyle w:val="Heading2"/>
-        <w:spacing w:after="120" w:before="300"/>
-      </w:pPr>
-      <w:r>
-        <w:rPr>
-          <w:rFonts w:ascii="Arial" w:cs="Arial" w:eastAsia="Arial" w:hAnsi="Arial"/>
-          <w:b/>
-          <w:bCs/>
-          <w:color w:val="0891B2"/>
-          <w:sz w:val="26"/>
-          <w:szCs w:val="26"/>
-        </w:rPr>
-        <w:t xml:space="preserve">Cancelling a Pending Order</w:t>
-      </w:r>
-    </w:p>
-    <w:p>
-      <w:pPr>
-        <w:spacing w:after="80" w:before="80"/>
-      </w:pPr>
-      <w:r>
-        <w:rPr>
-          <w:rFonts w:ascii="Arial" w:cs="Arial" w:eastAsia="Arial" w:hAnsi="Arial"/>
-          <w:sz w:val="22"/>
-          <w:szCs w:val="22"/>
-        </w:rPr>
-        <w:t xml:space="preserve">A trash icon appears beside any Pending test in the navigator (no icon on resulted tests).</w:t>
-      </w:r>
-    </w:p>
-    <w:p>
-      <w:pPr>
-        <w:pStyle w:val="ListParagraph"/>
-        <w:numPr>
-          <w:ilvl w:val="0"/>
-          <w:numId w:val="3"/>
-        </w:numPr>
-        <w:spacing w:after="40" w:before="40"/>
-      </w:pPr>
-      <w:r>
-        <w:rPr>
-          <w:rFonts w:ascii="Arial" w:cs="Arial" w:eastAsia="Arial" w:hAnsi="Arial"/>
-          <w:sz w:val="22"/>
-          <w:szCs w:val="22"/>
-        </w:rPr>
-        <w:t xml:space="preserve">Click the trash icon beside the test you want to cancel</w:t>
-      </w:r>
-    </w:p>
-    <w:p>
-      <w:pPr>
-        <w:pStyle w:val="ListParagraph"/>
-        <w:numPr>
-          <w:ilvl w:val="0"/>
-          <w:numId w:val="3"/>
-        </w:numPr>
-        <w:spacing w:after="40" w:before="40"/>
-      </w:pPr>
-      <w:r>
-        <w:rPr>
-          <w:rFonts w:ascii="Arial" w:cs="Arial" w:eastAsia="Arial" w:hAnsi="Arial"/>
-          <w:sz w:val="22"/>
-          <w:szCs w:val="22"/>
-        </w:rPr>
-        <w:t xml:space="preserve">A confirmation dialog appears — read it carefully</w:t>
-      </w:r>
-    </w:p>
-    <w:p>
-      <w:pPr>
-        <w:pStyle w:val="ListParagraph"/>
-        <w:numPr>
-          <w:ilvl w:val="0"/>
-          <w:numId w:val="3"/>
-        </w:numPr>
-        <w:spacing w:after="40" w:before="40"/>
-      </w:pPr>
-      <w:r>
-        <w:rPr>
-          <w:rFonts w:ascii="Arial" w:cs="Arial" w:eastAsia="Arial" w:hAnsi="Arial"/>
-          <w:sz w:val="22"/>
-          <w:szCs w:val="22"/>
-        </w:rPr>
-        <w:t xml:space="preserve">If the order originated in the LIS, you must also cancel it there</w:t>
-      </w:r>
-    </w:p>
-    <w:p>
-      <w:pPr>
-        <w:pStyle w:val="ListParagraph"/>
-        <w:numPr>
-          <w:ilvl w:val="0"/>
-          <w:numId w:val="3"/>
-        </w:numPr>
-        <w:spacing w:after="40" w:before="40"/>
-      </w:pPr>
-      <w:r>
-        <w:rPr>
-          <w:rFonts w:ascii="Arial" w:cs="Arial" w:eastAsia="Arial" w:hAnsi="Arial"/>
-          <w:sz w:val="22"/>
-          <w:szCs w:val="22"/>
-        </w:rPr>
-        <w:t xml:space="preserve">Click "Confirm Cancellation" to notify the lab and remove the test</w:t>
-      </w:r>
-    </w:p>
-    <w:p>
-      <w:pPr>
-        <w:spacing w:after="80" w:before="80"/>
-      </w:pPr>
-      <w:r>
-        <w:t xml:space="preserve"/>
-      </w:r>
-    </w:p>
-    <w:tbl>
-      <w:tblPr>
-        <w:tblW w:type="dxa" w:w="9360"/>
-        <w:tblBorders>
-          <w:top w:val="single" w:color="auto" w:sz="4"/>
-          <w:left w:val="single" w:color="auto" w:sz="4"/>
-          <w:bottom w:val="single" w:color="auto" w:sz="4"/>
-          <w:right w:val="single" w:color="auto" w:sz="4"/>
-          <w:insideH w:val="single" w:color="auto" w:sz="4"/>
-          <w:insideV w:val="single" w:color="auto" w:sz="4"/>
-        </w:tblBorders>
-      </w:tblPr>
-      <w:tblGrid>
-        <w:gridCol w:w="180"/>
-        <w:gridCol w:w="9180"/>
-      </w:tblGrid>
-      <w:tr>
-        <w:tc>
-          <w:tcPr>
-            <w:tcW w:type="dxa" w:w="180"/>
-            <w:tcBorders>
-              <w:top w:val="single" w:color="D1D5DB" w:sz="1"/>
-              <w:left w:val="single" w:color="D1D5DB" w:sz="1"/>
-              <w:bottom w:val="single" w:color="D1D5DB" w:sz="1"/>
-              <w:right w:val="single" w:color="D1D5DB" w:sz="1"/>
-            </w:tcBorders>
-            <w:shd w:fill="FEF3C7" w:val="clear"/>
-            <w:tcMar>
-              <w:top w:type="dxa" w:w="100"/>
-              <w:left w:type="dxa" w:w="120"/>
-              <w:bottom w:type="dxa" w:w="100"/>
-              <w:right w:type="dxa" w:w="120"/>
-            </w:tcMar>
-          </w:tcPr>
-          <w:p>
-            <w:r>
-              <w:rPr>
-                <w:rFonts w:ascii="Arial" w:cs="Arial" w:eastAsia="Arial" w:hAnsi="Arial"/>
-                <w:b/>
-                <w:bCs/>
-                <w:color w:val="F59E0B"/>
-                <w:sz w:val="20"/>
-                <w:szCs w:val="20"/>
-              </w:rPr>
-              <w:t xml:space="preserve">Note</w:t>
-            </w:r>
-          </w:p>
-        </w:tc>
-        <w:tc>
-          <w:tcPr>
-            <w:tcW w:type="dxa" w:w="9180"/>
-            <w:tcBorders>
-              <w:top w:val="single" w:color="D1D5DB" w:sz="1"/>
-              <w:left w:val="single" w:color="D1D5DB" w:sz="1"/>
-              <w:bottom w:val="single" w:color="D1D5DB" w:sz="1"/>
-              <w:right w:val="single" w:color="D1D5DB" w:sz="1"/>
-            </w:tcBorders>
-            <w:tcMar>
-              <w:top w:type="dxa" w:w="100"/>
-              <w:left w:type="dxa" w:w="120"/>
-              <w:bottom w:type="dxa" w:w="100"/>
-              <w:right w:type="dxa" w:w="120"/>
-            </w:tcMar>
-          </w:tcPr>
-          <w:p>
-            <w:r>
-              <w:rPr>
-                <w:rFonts w:ascii="Arial" w:cs="Arial" w:eastAsia="Arial" w:hAnsi="Arial"/>
-                <w:sz w:val="20"/>
-                <w:szCs w:val="20"/>
-              </w:rPr>
-              <w:t xml:space="preserve">You cannot cancel a Preliminary or Final result — the test has already been processed. Contact the laboratory directly for amendments.</w:t>
-            </w:r>
-          </w:p>
-        </w:tc>
-      </w:tr>
-    </w:tbl>
-    <w:p>
-      <w:pPr>
-        <w:spacing w:after="80" w:before="80"/>
-      </w:pPr>
-      <w:r>
-        <w:t xml:space="preserve"/>
-      </w:r>
-    </w:p>
-    <w:p>
-      <w:pPr>
-        <w:pStyle w:val="Heading1"/>
-        <w:spacing w:after="160" w:before="400"/>
-      </w:pPr>
-      <w:r>
-        <w:rPr>
-          <w:rFonts w:ascii="Arial" w:cs="Arial" w:eastAsia="Arial" w:hAnsi="Arial"/>
-          <w:b/>
-          <w:bCs/>
-          <w:color w:val="0F172A"/>
-          <w:sz w:val="32"/>
-          <w:szCs w:val="32"/>
-        </w:rPr>
-        <w:t xml:space="preserve">Ordering Additional Tests</w:t>
-      </w:r>
-    </w:p>
-    <w:p>
-      <w:pPr>
-        <w:pStyle w:val="Heading2"/>
-        <w:spacing w:after="120" w:before="300"/>
-      </w:pPr>
-      <w:r>
-        <w:rPr>
-          <w:rFonts w:ascii="Arial" w:cs="Arial" w:eastAsia="Arial" w:hAnsi="Arial"/>
-          <w:b/>
-          <w:bCs/>
-          <w:color w:val="0891B2"/>
-          <w:sz w:val="26"/>
-          <w:szCs w:val="26"/>
-        </w:rPr>
-        <w:t xml:space="preserve">The Order Modal</w:t>
-      </w:r>
-    </w:p>
-    <w:p>
-      <w:pPr>
-        <w:pStyle w:val="ListParagraph"/>
-        <w:numPr>
-          <w:ilvl w:val="0"/>
-          <w:numId w:val="3"/>
-        </w:numPr>
-        <w:spacing w:after="40" w:before="40"/>
-      </w:pPr>
-      <w:r>
-        <w:rPr>
-          <w:rFonts w:ascii="Arial" w:cs="Arial" w:eastAsia="Arial" w:hAnsi="Arial"/>
-          <w:sz w:val="22"/>
-          <w:szCs w:val="22"/>
-        </w:rPr>
-        <w:t xml:space="preserve">Click "+ Order additional test" at the bottom of the navigator</w:t>
-      </w:r>
-    </w:p>
-    <w:p>
-      <w:pPr>
-        <w:pStyle w:val="ListParagraph"/>
-        <w:numPr>
-          <w:ilvl w:val="0"/>
-          <w:numId w:val="3"/>
-        </w:numPr>
-        <w:spacing w:after="40" w:before="40"/>
-      </w:pPr>
-      <w:r>
-        <w:rPr>
-          <w:rFonts w:ascii="Arial" w:cs="Arial" w:eastAsia="Arial" w:hAnsi="Arial"/>
-          <w:sz w:val="22"/>
-          <w:szCs w:val="22"/>
-        </w:rPr>
-        <w:t xml:space="preserve">The Order Additional Test modal opens</w:t>
-      </w:r>
-    </w:p>
-    <w:p>
-      <w:pPr>
-        <w:pStyle w:val="ListParagraph"/>
-        <w:numPr>
-          <w:ilvl w:val="0"/>
-          <w:numId w:val="3"/>
-        </w:numPr>
-        <w:spacing w:after="40" w:before="40"/>
-      </w:pPr>
-      <w:r>
-        <w:rPr>
-          <w:rFonts w:ascii="Arial" w:cs="Arial" w:eastAsia="Arial" w:hAnsi="Arial"/>
-          <w:sz w:val="22"/>
-          <w:szCs w:val="22"/>
-        </w:rPr>
-        <w:t xml:space="preserve">Select "All Specimens" or a specific specimen in the left panel</w:t>
-      </w:r>
-    </w:p>
-    <w:p>
-      <w:pPr>
-        <w:pStyle w:val="ListParagraph"/>
-        <w:numPr>
-          <w:ilvl w:val="0"/>
-          <w:numId w:val="3"/>
-        </w:numPr>
-        <w:spacing w:after="40" w:before="40"/>
-      </w:pPr>
-      <w:r>
-        <w:rPr>
-          <w:rFonts w:ascii="Arial" w:cs="Arial" w:eastAsia="Arial" w:hAnsi="Arial"/>
-          <w:sz w:val="22"/>
-          <w:szCs w:val="22"/>
-        </w:rPr>
-        <w:t xml:space="preserve">Search for the test you want in the right panel</w:t>
-      </w:r>
-    </w:p>
-    <w:p>
-      <w:pPr>
-        <w:pStyle w:val="ListParagraph"/>
-        <w:numPr>
-          <w:ilvl w:val="0"/>
-          <w:numId w:val="3"/>
-        </w:numPr>
-        <w:spacing w:after="40" w:before="40"/>
-      </w:pPr>
-      <w:r>
-        <w:rPr>
-          <w:rFonts w:ascii="Arial" w:cs="Arial" w:eastAsia="Arial" w:hAnsi="Arial"/>
-          <w:sz w:val="22"/>
-          <w:szCs w:val="22"/>
-        </w:rPr>
-        <w:t xml:space="preserve">Click "+ Order" to stage it — it appears in the Pending Orders list on the left</w:t>
-      </w:r>
-    </w:p>
-    <w:p>
-      <w:pPr>
-        <w:pStyle w:val="ListParagraph"/>
-        <w:numPr>
-          <w:ilvl w:val="0"/>
-          <w:numId w:val="3"/>
-        </w:numPr>
-        <w:spacing w:after="40" w:before="40"/>
-      </w:pPr>
-      <w:r>
-        <w:rPr>
-          <w:rFonts w:ascii="Arial" w:cs="Arial" w:eastAsia="Arial" w:hAnsi="Arial"/>
-          <w:sz w:val="22"/>
-          <w:szCs w:val="22"/>
-        </w:rPr>
-        <w:t xml:space="preserve">Stage additional tests as needed — use the trash icon to remove any</w:t>
-      </w:r>
-    </w:p>
-    <w:p>
-      <w:pPr>
-        <w:pStyle w:val="ListParagraph"/>
-        <w:numPr>
-          <w:ilvl w:val="0"/>
-          <w:numId w:val="3"/>
-        </w:numPr>
-        <w:spacing w:after="40" w:before="40"/>
-      </w:pPr>
-      <w:r>
-        <w:rPr>
-          <w:rFonts w:ascii="Arial" w:cs="Arial" w:eastAsia="Arial" w:hAnsi="Arial"/>
-          <w:sz w:val="22"/>
-          <w:szCs w:val="22"/>
-        </w:rPr>
-        <w:t xml:space="preserve">Review the pending list, then click "Place Orders" to submit</w:t>
-      </w:r>
-    </w:p>
-    <w:p>
-      <w:pPr>
-        <w:pStyle w:val="ListParagraph"/>
-        <w:numPr>
-          <w:ilvl w:val="0"/>
-          <w:numId w:val="3"/>
-        </w:numPr>
-        <w:spacing w:after="40" w:before="40"/>
-      </w:pPr>
-      <w:r>
-        <w:rPr>
-          <w:rFonts w:ascii="Arial" w:cs="Arial" w:eastAsia="Arial" w:hAnsi="Arial"/>
-          <w:sz w:val="22"/>
-          <w:szCs w:val="22"/>
-        </w:rPr>
-        <w:t xml:space="preserve">If protocols are linked to the test, the Add Synoptic dialog opens pre-filtered</w:t>
+        <w:t xml:space="preserve">B: [specimen name] — tests ordered for specimen B</w:t>
+      </w:r>
+    </w:p>
+    <w:p>
+      <w:pPr>
+        <w:spacing w:after="80" w:before="80"/>
+      </w:pPr>
+      <w:r>
+        <w:rPr>
+          <w:rFonts w:ascii="Arial" w:cs="Arial" w:eastAsia="Arial" w:hAnsi="Arial"/>
+          <w:sz w:val="22"/>
+          <w:szCs w:val="22"/>
+        </w:rPr>
+        <w:t xml:space="preserve">Each group shows a small count badge. Click any test to view its result in the right pane. Click outside the drawer to close without navigating to the case.</w:t>
       </w:r>
     </w:p>
     <w:p>
@@ -1528,7 +766,7 @@
                 <w:sz w:val="20"/>
                 <w:szCs w:val="20"/>
               </w:rPr>
-              <w:t xml:space="preserve">You can stage multiple tests before placing the order. "Place Orders" submits them all at once and notifies the laboratory.</w:t>
+              <w:t xml:space="preserve">"→ Open case" in the drawer header navigates directly to the Synoptic Report for that case.</w:t>
             </w:r>
           </w:p>
         </w:tc>
@@ -1556,7 +794,7 @@
           <w:sz w:val="32"/>
           <w:szCs w:val="32"/>
         </w:rPr>
-        <w:t xml:space="preserve">Administrator — Flag Maintenance</w:t>
+        <w:t xml:space="preserve">Synoptic Report — Computational Tab</w:t>
       </w:r>
     </w:p>
     <w:p>
@@ -1573,20 +811,20 @@
           <w:sz w:val="26"/>
           <w:szCs w:val="26"/>
         </w:rPr>
-        <w:t xml:space="preserve">Setting Up Computational Flags</w:t>
-      </w:r>
-    </w:p>
-    <w:p>
-      <w:pPr>
-        <w:spacing w:after="80" w:before="80"/>
-      </w:pPr>
-      <w:r>
-        <w:rPr>
-          <w:rFonts w:ascii="Arial" w:cs="Arial" w:eastAsia="Arial" w:hAnsi="Arial"/>
-          <w:sz w:val="22"/>
-          <w:szCs w:val="22"/>
-        </w:rPr>
-        <w:t xml:space="preserve">Go to Configuration → System → Flag Maintenance. Selecting Computational expands the modal to a two-column layout.</w:t>
+        <w:t xml:space="preserve">The Grouped Navigator</w:t>
+      </w:r>
+    </w:p>
+    <w:p>
+      <w:pPr>
+        <w:spacing w:after="80" w:before="80"/>
+      </w:pPr>
+      <w:r>
+        <w:rPr>
+          <w:rFonts w:ascii="Arial" w:cs="Arial" w:eastAsia="Arial" w:hAnsi="Arial"/>
+          <w:sz w:val="22"/>
+          <w:szCs w:val="22"/>
+        </w:rPr>
+        <w:t xml:space="preserve">The Computational tab left pane groups ordered tests by specimen — identical to the worklist drawer. The badge on the tab shows the total count of ordered tests for this case.</w:t>
       </w:r>
     </w:p>
     <w:p>
@@ -1599,19 +837,117 @@
     </w:p>
     <w:p>
       <w:pPr>
-        <w:pStyle w:val="Heading3"/>
-        <w:spacing w:after="80" w:before="200"/>
+        <w:pStyle w:val="ListParagraph"/>
+        <w:numPr>
+          <w:ilvl w:val="0"/>
+          <w:numId w:val="3"/>
+        </w:numPr>
+        <w:spacing w:after="40" w:before="40"/>
+      </w:pPr>
+      <w:r>
+        <w:rPr>
+          <w:rFonts w:ascii="Arial" w:cs="Arial" w:eastAsia="Arial" w:hAnsi="Arial"/>
+          <w:sz w:val="22"/>
+          <w:szCs w:val="22"/>
+        </w:rPr>
+        <w:t xml:space="preserve">Click the ⚗️ Computational tab</w:t>
+      </w:r>
+    </w:p>
+    <w:p>
+      <w:pPr>
+        <w:pStyle w:val="ListParagraph"/>
+        <w:numPr>
+          <w:ilvl w:val="0"/>
+          <w:numId w:val="3"/>
+        </w:numPr>
+        <w:spacing w:after="40" w:before="40"/>
+      </w:pPr>
+      <w:r>
+        <w:rPr>
+          <w:rFonts w:ascii="Arial" w:cs="Arial" w:eastAsia="Arial" w:hAnsi="Arial"/>
+          <w:sz w:val="22"/>
+          <w:szCs w:val="22"/>
+        </w:rPr>
+        <w:t xml:space="preserve">Case level section shows tests not assigned to a specific specimen</w:t>
+      </w:r>
+    </w:p>
+    <w:p>
+      <w:pPr>
+        <w:pStyle w:val="ListParagraph"/>
+        <w:numPr>
+          <w:ilvl w:val="0"/>
+          <w:numId w:val="3"/>
+        </w:numPr>
+        <w:spacing w:after="40" w:before="40"/>
+      </w:pPr>
+      <w:r>
+        <w:rPr>
+          <w:rFonts w:ascii="Arial" w:cs="Arial" w:eastAsia="Arial" w:hAnsi="Arial"/>
+          <w:sz w:val="22"/>
+          <w:szCs w:val="22"/>
+        </w:rPr>
+        <w:t xml:space="preserve">Each specimen section (A, B, etc.) shows tests ordered for that specimen</w:t>
+      </w:r>
+    </w:p>
+    <w:p>
+      <w:pPr>
+        <w:pStyle w:val="ListParagraph"/>
+        <w:numPr>
+          <w:ilvl w:val="0"/>
+          <w:numId w:val="3"/>
+        </w:numPr>
+        <w:spacing w:after="40" w:before="40"/>
+      </w:pPr>
+      <w:r>
+        <w:rPr>
+          <w:rFonts w:ascii="Arial" w:cs="Arial" w:eastAsia="Arial" w:hAnsi="Arial"/>
+          <w:sz w:val="22"/>
+          <w:szCs w:val="22"/>
+        </w:rPr>
+        <w:t xml:space="preserve">Small count badges show how many tests per group</w:t>
+      </w:r>
+    </w:p>
+    <w:p>
+      <w:pPr>
+        <w:pStyle w:val="ListParagraph"/>
+        <w:numPr>
+          <w:ilvl w:val="0"/>
+          <w:numId w:val="3"/>
+        </w:numPr>
+        <w:spacing w:after="40" w:before="40"/>
+      </w:pPr>
+      <w:r>
+        <w:rPr>
+          <w:rFonts w:ascii="Arial" w:cs="Arial" w:eastAsia="Arial" w:hAnsi="Arial"/>
+          <w:sz w:val="22"/>
+          <w:szCs w:val="22"/>
+        </w:rPr>
+        <w:t xml:space="preserve">Click any test to view its result — the right pane shows discrete data, status, and concordance</w:t>
+      </w:r>
+    </w:p>
+    <w:p>
+      <w:pPr>
+        <w:spacing w:after="80" w:before="80"/>
+      </w:pPr>
+      <w:r>
+        <w:t xml:space="preserve"/>
+      </w:r>
+    </w:p>
+    <w:p>
+      <w:pPr>
+        <w:pStyle w:val="Heading2"/>
+        <w:spacing w:after="120" w:before="300"/>
       </w:pPr>
       <w:r>
         <w:rPr>
           <w:rFonts w:ascii="Arial" w:cs="Arial" w:eastAsia="Arial" w:hAnsi="Arial"/>
           <w:b/>
           <w:bCs/>
-          <w:color w:val="0F172A"/>
-          <w:sz w:val="22"/>
-          <w:szCs w:val="22"/>
-        </w:rPr>
-        <w:t xml:space="preserve">Data Source Type</w:t>
+          <w:color w:val="0891B2"/>
+          <w:sz w:val="26"/>
+          <w:szCs w:val="26"/>
+        </w:rPr>
+        <w:t xml:space="preserve">Result Display</w:t>
       </w:r>
     </w:p>
     <w:p>
@@ -1629,7 +965,7 @@
           <w:sz w:val="22"/>
           <w:szCs w:val="22"/>
         </w:rPr>
-        <w:t xml:space="preserve">LIS Endpoint — direct REST call. Requires Source ID and API Endpoint.</w:t>
+        <w:t xml:space="preserve">Status badge — Pending, Preliminary, or Final with actionability</w:t>
       </w:r>
     </w:p>
     <w:p>
@@ -1647,7 +983,7 @@
           <w:sz w:val="22"/>
           <w:szCs w:val="22"/>
         </w:rPr>
-        <w:t xml:space="preserve">AI Extraction — AI proxy parses unstructured LIS text. Requires extraction endpoint.</w:t>
+        <w:t xml:space="preserve">Specimen badge — which specimen this test applies to, or "All specimens"</w:t>
       </w:r>
     </w:p>
     <w:p>
@@ -1665,7 +1001,43 @@
           <w:sz w:val="22"/>
           <w:szCs w:val="22"/>
         </w:rPr>
-        <w:t xml:space="preserve">PathScribe Entry — pathologist enters the result in the synoptic. No endpoint required.</w:t>
+        <w:t xml:space="preserve">Result data table — discrete LIS fields (ER: Positive, HER2 IHC: 3+, etc.)</w:t>
+      </w:r>
+    </w:p>
+    <w:p>
+      <w:pPr>
+        <w:pStyle w:val="ListParagraph"/>
+        <w:numPr>
+          <w:ilvl w:val="0"/>
+          <w:numId w:val="2"/>
+        </w:numPr>
+        <w:spacing w:after="40" w:before="40"/>
+      </w:pPr>
+      <w:r>
+        <w:rPr>
+          <w:rFonts w:ascii="Arial" w:cs="Arial" w:eastAsia="Arial" w:hAnsi="Arial"/>
+          <w:sz w:val="22"/>
+          <w:szCs w:val="22"/>
+        </w:rPr>
+        <w:t xml:space="preserve">AI concordance — Agrees or Differs with the AI pre-filled synoptic field</w:t>
+      </w:r>
+    </w:p>
+    <w:p>
+      <w:pPr>
+        <w:pStyle w:val="ListParagraph"/>
+        <w:numPr>
+          <w:ilvl w:val="0"/>
+          <w:numId w:val="2"/>
+        </w:numPr>
+        <w:spacing w:after="40" w:before="40"/>
+      </w:pPr>
+      <w:r>
+        <w:rPr>
+          <w:rFonts w:ascii="Arial" w:cs="Arial" w:eastAsia="Arial" w:hAnsi="Arial"/>
+          <w:sz w:val="22"/>
+          <w:szCs w:val="22"/>
+        </w:rPr>
+        <w:t xml:space="preserve">AI extraction badge — if AI parsed the result from unstructured text</w:t>
       </w:r>
     </w:p>
     <w:p>
@@ -1678,32 +1050,112 @@
     </w:p>
     <w:p>
       <w:pPr>
-        <w:pStyle w:val="Heading3"/>
-        <w:spacing w:after="80" w:before="200"/>
+        <w:pStyle w:val="Heading2"/>
+        <w:spacing w:after="120" w:before="300"/>
       </w:pPr>
       <w:r>
         <w:rPr>
           <w:rFonts w:ascii="Arial" w:cs="Arial" w:eastAsia="Arial" w:hAnsi="Arial"/>
           <w:b/>
           <w:bCs/>
-          <w:color w:val="0F172A"/>
-          <w:sz w:val="22"/>
-          <w:szCs w:val="22"/>
-        </w:rPr>
-        <w:t xml:space="preserve">Default Protocols</w:t>
-      </w:r>
-    </w:p>
-    <w:p>
-      <w:pPr>
-        <w:spacing w:after="80" w:before="80"/>
-      </w:pPr>
-      <w:r>
-        <w:rPr>
-          <w:rFonts w:ascii="Arial" w:cs="Arial" w:eastAsia="Arial" w:hAnsi="Arial"/>
-          <w:sz w:val="22"/>
-          <w:szCs w:val="22"/>
-        </w:rPr>
-        <w:t xml:space="preserve">Link published synoptic protocols to a flag. When a pathologist orders that test, PathScribe suggests these protocols for addition to the case. Use the search box to filter the protocol list.</w:t>
+          <w:color w:val="0891B2"/>
+          <w:sz w:val="26"/>
+          <w:szCs w:val="26"/>
+        </w:rPr>
+        <w:t xml:space="preserve">Cancelling a Pending Order</w:t>
+      </w:r>
+    </w:p>
+    <w:p>
+      <w:pPr>
+        <w:spacing w:after="80" w:before="80"/>
+      </w:pPr>
+      <w:r>
+        <w:rPr>
+          <w:rFonts w:ascii="Arial" w:cs="Arial" w:eastAsia="Arial" w:hAnsi="Arial"/>
+          <w:sz w:val="22"/>
+          <w:szCs w:val="22"/>
+        </w:rPr>
+        <w:t xml:space="preserve">Trash icons appear beside Pending tests in the navigator. Resulted tests cannot be cancelled — contact the laboratory directly for amendments.</w:t>
+      </w:r>
+    </w:p>
+    <w:p>
+      <w:pPr>
+        <w:spacing w:after="80" w:before="80"/>
+      </w:pPr>
+      <w:r>
+        <w:t xml:space="preserve"/>
+      </w:r>
+    </w:p>
+    <w:p>
+      <w:pPr>
+        <w:pStyle w:val="ListParagraph"/>
+        <w:numPr>
+          <w:ilvl w:val="0"/>
+          <w:numId w:val="3"/>
+        </w:numPr>
+        <w:spacing w:after="40" w:before="40"/>
+      </w:pPr>
+      <w:r>
+        <w:rPr>
+          <w:rFonts w:ascii="Arial" w:cs="Arial" w:eastAsia="Arial" w:hAnsi="Arial"/>
+          <w:sz w:val="22"/>
+          <w:szCs w:val="22"/>
+        </w:rPr>
+        <w:t xml:space="preserve">Click the trash icon beside a Pending test</w:t>
+      </w:r>
+    </w:p>
+    <w:p>
+      <w:pPr>
+        <w:pStyle w:val="ListParagraph"/>
+        <w:numPr>
+          <w:ilvl w:val="0"/>
+          <w:numId w:val="3"/>
+        </w:numPr>
+        <w:spacing w:after="40" w:before="40"/>
+      </w:pPr>
+      <w:r>
+        <w:rPr>
+          <w:rFonts w:ascii="Arial" w:cs="Arial" w:eastAsia="Arial" w:hAnsi="Arial"/>
+          <w:sz w:val="22"/>
+          <w:szCs w:val="22"/>
+        </w:rPr>
+        <w:t xml:space="preserve">A confirmation dialog appears — read it carefully</w:t>
+      </w:r>
+    </w:p>
+    <w:p>
+      <w:pPr>
+        <w:pStyle w:val="ListParagraph"/>
+        <w:numPr>
+          <w:ilvl w:val="0"/>
+          <w:numId w:val="3"/>
+        </w:numPr>
+        <w:spacing w:after="40" w:before="40"/>
+      </w:pPr>
+      <w:r>
+        <w:rPr>
+          <w:rFonts w:ascii="Arial" w:cs="Arial" w:eastAsia="Arial" w:hAnsi="Arial"/>
+          <w:sz w:val="22"/>
+          <w:szCs w:val="22"/>
+        </w:rPr>
+        <w:t xml:space="preserve">If the order originated in the LIS, you must also cancel it there</w:t>
+      </w:r>
+    </w:p>
+    <w:p>
+      <w:pPr>
+        <w:pStyle w:val="ListParagraph"/>
+        <w:numPr>
+          <w:ilvl w:val="0"/>
+          <w:numId w:val="3"/>
+        </w:numPr>
+        <w:spacing w:after="40" w:before="40"/>
+      </w:pPr>
+      <w:r>
+        <w:rPr>
+          <w:rFonts w:ascii="Arial" w:cs="Arial" w:eastAsia="Arial" w:hAnsi="Arial"/>
+          <w:sz w:val="22"/>
+          <w:szCs w:val="22"/>
+        </w:rPr>
+        <w:t xml:space="preserve">Click "Confirm Cancellation" — the test is removed from its specimen group</w:t>
       </w:r>
     </w:p>
     <w:p>
@@ -1758,7 +1210,7 @@
                 <w:sz w:val="20"/>
                 <w:szCs w:val="20"/>
               </w:rPr>
-              <w:t xml:space="preserve">Example</w:t>
+              <w:t xml:space="preserve">Note</w:t>
             </w:r>
           </w:p>
         </w:tc>
@@ -1785,7 +1237,7 @@
                 <w:sz w:val="20"/>
                 <w:szCs w:val="20"/>
               </w:rPr>
-              <w:t xml:space="preserve">HER2 FISH linked to "CAP HER2 ISH Reporting Template" — ordering HER2 FISH pre-filters the Add Synoptic dialog to that template.</w:t>
+              <w:t xml:space="preserve">You can also remove already-ordered tests from within the Order Additional Test modal using the trash icon in the left panel.</w:t>
             </w:r>
           </w:p>
         </w:tc>
@@ -1813,7 +1265,605 @@
           <w:sz w:val="32"/>
           <w:szCs w:val="32"/>
         </w:rPr>
+        <w:t xml:space="preserve">Ordering Additional Tests</w:t>
+      </w:r>
+    </w:p>
+    <w:p>
+      <w:pPr>
+        <w:pStyle w:val="Heading2"/>
+        <w:spacing w:after="120" w:before="300"/>
+      </w:pPr>
+      <w:r>
+        <w:rPr>
+          <w:rFonts w:ascii="Arial" w:cs="Arial" w:eastAsia="Arial" w:hAnsi="Arial"/>
+          <w:b/>
+          <w:bCs/>
+          <w:color w:val="0891B2"/>
+          <w:sz w:val="26"/>
+          <w:szCs w:val="26"/>
+        </w:rPr>
+        <w:t xml:space="preserve">The Order Modal</w:t>
+      </w:r>
+    </w:p>
+    <w:p>
+      <w:pPr>
+        <w:spacing w:after="80" w:before="80"/>
+      </w:pPr>
+      <w:r>
+        <w:rPr>
+          <w:rFonts w:ascii="Arial" w:cs="Arial" w:eastAsia="Arial" w:hAnsi="Arial"/>
+          <w:sz w:val="22"/>
+          <w:szCs w:val="22"/>
+        </w:rPr>
+        <w:t xml:space="preserve">Click "+ Order additional test" at the bottom of the navigator to open the Order Additional Test modal.</w:t>
+      </w:r>
+    </w:p>
+    <w:p>
+      <w:pPr>
+        <w:spacing w:after="80" w:before="80"/>
+      </w:pPr>
+      <w:r>
+        <w:t xml:space="preserve"/>
+      </w:r>
+    </w:p>
+    <w:p>
+      <w:pPr>
+        <w:pStyle w:val="Heading3"/>
+        <w:spacing w:after="80" w:before="200"/>
+      </w:pPr>
+      <w:r>
+        <w:rPr>
+          <w:rFonts w:ascii="Arial" w:cs="Arial" w:eastAsia="Arial" w:hAnsi="Arial"/>
+          <w:b/>
+          <w:bCs/>
+          <w:color w:val="0F172A"/>
+          <w:sz w:val="22"/>
+          <w:szCs w:val="22"/>
+        </w:rPr>
+        <w:t xml:space="preserve">Left Panel</w:t>
+      </w:r>
+    </w:p>
+    <w:p>
+      <w:pPr>
+        <w:pStyle w:val="ListParagraph"/>
+        <w:numPr>
+          <w:ilvl w:val="0"/>
+          <w:numId w:val="2"/>
+        </w:numPr>
+        <w:spacing w:after="40" w:before="40"/>
+      </w:pPr>
+      <w:r>
+        <w:rPr>
+          <w:rFonts w:ascii="Arial" w:cs="Arial" w:eastAsia="Arial" w:hAnsi="Arial"/>
+          <w:sz w:val="22"/>
+          <w:szCs w:val="22"/>
+        </w:rPr>
+        <w:t xml:space="preserve">Pending Orders — tests staged but not yet submitted. Trash icon removes from staging.</w:t>
+      </w:r>
+    </w:p>
+    <w:p>
+      <w:pPr>
+        <w:pStyle w:val="ListParagraph"/>
+        <w:numPr>
+          <w:ilvl w:val="0"/>
+          <w:numId w:val="2"/>
+        </w:numPr>
+        <w:spacing w:after="40" w:before="40"/>
+      </w:pPr>
+      <w:r>
+        <w:rPr>
+          <w:rFonts w:ascii="Arial" w:cs="Arial" w:eastAsia="Arial" w:hAnsi="Arial"/>
+          <w:sz w:val="22"/>
+          <w:szCs w:val="22"/>
+        </w:rPr>
+        <w:t xml:space="preserve">Apply to — select the specimen this order applies to (All Specimens, A, B, etc.)</w:t>
+      </w:r>
+    </w:p>
+    <w:p>
+      <w:pPr>
+        <w:pStyle w:val="ListParagraph"/>
+        <w:numPr>
+          <w:ilvl w:val="0"/>
+          <w:numId w:val="2"/>
+        </w:numPr>
+        <w:spacing w:after="40" w:before="40"/>
+      </w:pPr>
+      <w:r>
+        <w:rPr>
+          <w:rFonts w:ascii="Arial" w:cs="Arial" w:eastAsia="Arial" w:hAnsi="Arial"/>
+          <w:sz w:val="22"/>
+          <w:szCs w:val="22"/>
+        </w:rPr>
+        <w:t xml:space="preserve">Already-ordered tests are shown under their specimen with a status dot and trash icon</w:t>
+      </w:r>
+    </w:p>
+    <w:p>
+      <w:pPr>
+        <w:spacing w:after="80" w:before="80"/>
+      </w:pPr>
+      <w:r>
+        <w:t xml:space="preserve"/>
+      </w:r>
+    </w:p>
+    <w:p>
+      <w:pPr>
+        <w:pStyle w:val="Heading3"/>
+        <w:spacing w:after="80" w:before="200"/>
+      </w:pPr>
+      <w:r>
+        <w:rPr>
+          <w:rFonts w:ascii="Arial" w:cs="Arial" w:eastAsia="Arial" w:hAnsi="Arial"/>
+          <w:b/>
+          <w:bCs/>
+          <w:color w:val="0F172A"/>
+          <w:sz w:val="22"/>
+          <w:szCs w:val="22"/>
+        </w:rPr>
+        <w:t xml:space="preserve">Right Panel</w:t>
+      </w:r>
+    </w:p>
+    <w:p>
+      <w:pPr>
+        <w:pStyle w:val="ListParagraph"/>
+        <w:numPr>
+          <w:ilvl w:val="0"/>
+          <w:numId w:val="2"/>
+        </w:numPr>
+        <w:spacing w:after="40" w:before="40"/>
+      </w:pPr>
+      <w:r>
+        <w:rPr>
+          <w:rFonts w:ascii="Arial" w:cs="Arial" w:eastAsia="Arial" w:hAnsi="Arial"/>
+          <w:sz w:val="22"/>
+          <w:szCs w:val="22"/>
+        </w:rPr>
+        <w:t xml:space="preserve">Search bar — filter tests by name or LIS code</w:t>
+      </w:r>
+    </w:p>
+    <w:p>
+      <w:pPr>
+        <w:pStyle w:val="ListParagraph"/>
+        <w:numPr>
+          <w:ilvl w:val="0"/>
+          <w:numId w:val="2"/>
+        </w:numPr>
+        <w:spacing w:after="40" w:before="40"/>
+      </w:pPr>
+      <w:r>
+        <w:rPr>
+          <w:rFonts w:ascii="Arial" w:cs="Arial" w:eastAsia="Arial" w:hAnsi="Arial"/>
+          <w:sz w:val="22"/>
+          <w:szCs w:val="22"/>
+        </w:rPr>
+        <w:t xml:space="preserve">Test catalog — click "+ Order" to stage a test. Shows "✓ Staged" when queued.</w:t>
+      </w:r>
+    </w:p>
+    <w:p>
+      <w:pPr>
+        <w:pStyle w:val="ListParagraph"/>
+        <w:numPr>
+          <w:ilvl w:val="0"/>
+          <w:numId w:val="2"/>
+        </w:numPr>
+        <w:spacing w:after="40" w:before="40"/>
+      </w:pPr>
+      <w:r>
+        <w:rPr>
+          <w:rFonts w:ascii="Arial" w:cs="Arial" w:eastAsia="Arial" w:hAnsi="Arial"/>
+          <w:sz w:val="22"/>
+          <w:szCs w:val="22"/>
+        </w:rPr>
+        <w:t xml:space="preserve">Already-ordered tests are not shown in the catalog</w:t>
+      </w:r>
+    </w:p>
+    <w:p>
+      <w:pPr>
+        <w:spacing w:after="80" w:before="80"/>
+      </w:pPr>
+      <w:r>
+        <w:t xml:space="preserve"/>
+      </w:r>
+    </w:p>
+    <w:p>
+      <w:pPr>
+        <w:pStyle w:val="Heading3"/>
+        <w:spacing w:after="80" w:before="200"/>
+      </w:pPr>
+      <w:r>
+        <w:rPr>
+          <w:rFonts w:ascii="Arial" w:cs="Arial" w:eastAsia="Arial" w:hAnsi="Arial"/>
+          <w:b/>
+          <w:bCs/>
+          <w:color w:val="0F172A"/>
+          <w:sz w:val="22"/>
+          <w:szCs w:val="22"/>
+        </w:rPr>
+        <w:t xml:space="preserve">Placing Orders</w:t>
+      </w:r>
+    </w:p>
+    <w:p>
+      <w:pPr>
+        <w:pStyle w:val="ListParagraph"/>
+        <w:numPr>
+          <w:ilvl w:val="0"/>
+          <w:numId w:val="3"/>
+        </w:numPr>
+        <w:spacing w:after="40" w:before="40"/>
+      </w:pPr>
+      <w:r>
+        <w:rPr>
+          <w:rFonts w:ascii="Arial" w:cs="Arial" w:eastAsia="Arial" w:hAnsi="Arial"/>
+          <w:sz w:val="22"/>
+          <w:szCs w:val="22"/>
+        </w:rPr>
+        <w:t xml:space="preserve">Select a specimen in the Apply to section</w:t>
+      </w:r>
+    </w:p>
+    <w:p>
+      <w:pPr>
+        <w:pStyle w:val="ListParagraph"/>
+        <w:numPr>
+          <w:ilvl w:val="0"/>
+          <w:numId w:val="3"/>
+        </w:numPr>
+        <w:spacing w:after="40" w:before="40"/>
+      </w:pPr>
+      <w:r>
+        <w:rPr>
+          <w:rFonts w:ascii="Arial" w:cs="Arial" w:eastAsia="Arial" w:hAnsi="Arial"/>
+          <w:sz w:val="22"/>
+          <w:szCs w:val="22"/>
+        </w:rPr>
+        <w:t xml:space="preserve">Click "+ Order" on each test you want — they accumulate in Pending Orders</w:t>
+      </w:r>
+    </w:p>
+    <w:p>
+      <w:pPr>
+        <w:pStyle w:val="ListParagraph"/>
+        <w:numPr>
+          <w:ilvl w:val="0"/>
+          <w:numId w:val="3"/>
+        </w:numPr>
+        <w:spacing w:after="40" w:before="40"/>
+      </w:pPr>
+      <w:r>
+        <w:rPr>
+          <w:rFonts w:ascii="Arial" w:cs="Arial" w:eastAsia="Arial" w:hAnsi="Arial"/>
+          <w:sz w:val="22"/>
+          <w:szCs w:val="22"/>
+        </w:rPr>
+        <w:t xml:space="preserve">Change specimen and stage more tests if needed</w:t>
+      </w:r>
+    </w:p>
+    <w:p>
+      <w:pPr>
+        <w:pStyle w:val="ListParagraph"/>
+        <w:numPr>
+          <w:ilvl w:val="0"/>
+          <w:numId w:val="3"/>
+        </w:numPr>
+        <w:spacing w:after="40" w:before="40"/>
+      </w:pPr>
+      <w:r>
+        <w:rPr>
+          <w:rFonts w:ascii="Arial" w:cs="Arial" w:eastAsia="Arial" w:hAnsi="Arial"/>
+          <w:sz w:val="22"/>
+          <w:szCs w:val="22"/>
+        </w:rPr>
+        <w:t xml:space="preserve">Review the pending list, then click "Place N Orders" to submit all at once</w:t>
+      </w:r>
+    </w:p>
+    <w:p>
+      <w:pPr>
+        <w:pStyle w:val="ListParagraph"/>
+        <w:numPr>
+          <w:ilvl w:val="0"/>
+          <w:numId w:val="3"/>
+        </w:numPr>
+        <w:spacing w:after="40" w:before="40"/>
+      </w:pPr>
+      <w:r>
+        <w:rPr>
+          <w:rFonts w:ascii="Arial" w:cs="Arial" w:eastAsia="Arial" w:hAnsi="Arial"/>
+          <w:sz w:val="22"/>
+          <w:szCs w:val="22"/>
+        </w:rPr>
+        <w:t xml:space="preserve">If protocols are linked, the Add Synoptic dialog opens pre-filtered</w:t>
+      </w:r>
+    </w:p>
+    <w:p>
+      <w:pPr>
+        <w:spacing w:after="80" w:before="80"/>
+      </w:pPr>
+      <w:r>
+        <w:t xml:space="preserve"/>
+      </w:r>
+    </w:p>
+    <w:tbl>
+      <w:tblPr>
+        <w:tblW w:type="dxa" w:w="9360"/>
+        <w:tblBorders>
+          <w:top w:val="single" w:color="auto" w:sz="4"/>
+          <w:left w:val="single" w:color="auto" w:sz="4"/>
+          <w:bottom w:val="single" w:color="auto" w:sz="4"/>
+          <w:right w:val="single" w:color="auto" w:sz="4"/>
+          <w:insideH w:val="single" w:color="auto" w:sz="4"/>
+          <w:insideV w:val="single" w:color="auto" w:sz="4"/>
+        </w:tblBorders>
+      </w:tblPr>
+      <w:tblGrid>
+        <w:gridCol w:w="180"/>
+        <w:gridCol w:w="9180"/>
+      </w:tblGrid>
+      <w:tr>
+        <w:tc>
+          <w:tcPr>
+            <w:tcW w:type="dxa" w:w="180"/>
+            <w:tcBorders>
+              <w:top w:val="single" w:color="D1D5DB" w:sz="1"/>
+              <w:left w:val="single" w:color="D1D5DB" w:sz="1"/>
+              <w:bottom w:val="single" w:color="D1D5DB" w:sz="1"/>
+              <w:right w:val="single" w:color="D1D5DB" w:sz="1"/>
+            </w:tcBorders>
+            <w:shd w:fill="E0F2FE" w:val="clear"/>
+            <w:tcMar>
+              <w:top w:type="dxa" w:w="100"/>
+              <w:left w:type="dxa" w:w="120"/>
+              <w:bottom w:type="dxa" w:w="100"/>
+              <w:right w:type="dxa" w:w="120"/>
+            </w:tcMar>
+          </w:tcPr>
+          <w:p>
+            <w:r>
+              <w:rPr>
+                <w:rFonts w:ascii="Arial" w:cs="Arial" w:eastAsia="Arial" w:hAnsi="Arial"/>
+                <w:b/>
+                <w:bCs/>
+                <w:color w:val="0891B2"/>
+                <w:sz w:val="20"/>
+                <w:szCs w:val="20"/>
+              </w:rPr>
+              <w:t xml:space="preserve">Tip</w:t>
+            </w:r>
+          </w:p>
+        </w:tc>
+        <w:tc>
+          <w:tcPr>
+            <w:tcW w:type="dxa" w:w="9180"/>
+            <w:tcBorders>
+              <w:top w:val="single" w:color="D1D5DB" w:sz="1"/>
+              <w:left w:val="single" w:color="D1D5DB" w:sz="1"/>
+              <w:bottom w:val="single" w:color="D1D5DB" w:sz="1"/>
+              <w:right w:val="single" w:color="D1D5DB" w:sz="1"/>
+            </w:tcBorders>
+            <w:tcMar>
+              <w:top w:type="dxa" w:w="100"/>
+              <w:left w:type="dxa" w:w="120"/>
+              <w:bottom w:type="dxa" w:w="100"/>
+              <w:right w:type="dxa" w:w="120"/>
+            </w:tcMar>
+          </w:tcPr>
+          <w:p>
+            <w:r>
+              <w:rPr>
+                <w:rFonts w:ascii="Arial" w:cs="Arial" w:eastAsia="Arial" w:hAnsi="Arial"/>
+                <w:sz w:val="20"/>
+                <w:szCs w:val="20"/>
+              </w:rPr>
+              <w:t xml:space="preserve">Close the modal at any time with the X button or Cancel without losing staged orders — they clear when you reopen.</w:t>
+            </w:r>
+          </w:p>
+        </w:tc>
+      </w:tr>
+    </w:tbl>
+    <w:p>
+      <w:pPr>
+        <w:spacing w:after="80" w:before="80"/>
+      </w:pPr>
+      <w:r>
+        <w:t xml:space="preserve"/>
+      </w:r>
+    </w:p>
+    <w:p>
+      <w:pPr>
+        <w:pStyle w:val="Heading1"/>
+        <w:spacing w:after="160" w:before="400"/>
+      </w:pPr>
+      <w:r>
+        <w:rPr>
+          <w:rFonts w:ascii="Arial" w:cs="Arial" w:eastAsia="Arial" w:hAnsi="Arial"/>
+          <w:b/>
+          <w:bCs/>
+          <w:color w:val="0F172A"/>
+          <w:sz w:val="32"/>
+          <w:szCs w:val="32"/>
+        </w:rPr>
+        <w:t xml:space="preserve">Administrator — Flag Maintenance</w:t>
+      </w:r>
+    </w:p>
+    <w:p>
+      <w:pPr>
+        <w:pStyle w:val="Heading2"/>
+        <w:spacing w:after="120" w:before="300"/>
+      </w:pPr>
+      <w:r>
+        <w:rPr>
+          <w:rFonts w:ascii="Arial" w:cs="Arial" w:eastAsia="Arial" w:hAnsi="Arial"/>
+          <w:b/>
+          <w:bCs/>
+          <w:color w:val="0891B2"/>
+          <w:sz w:val="26"/>
+          <w:szCs w:val="26"/>
+        </w:rPr>
+        <w:t xml:space="preserve">Setting Up Computational Flags</w:t>
+      </w:r>
+    </w:p>
+    <w:p>
+      <w:pPr>
+        <w:spacing w:after="80" w:before="80"/>
+      </w:pPr>
+      <w:r>
+        <w:rPr>
+          <w:rFonts w:ascii="Arial" w:cs="Arial" w:eastAsia="Arial" w:hAnsi="Arial"/>
+          <w:sz w:val="22"/>
+          <w:szCs w:val="22"/>
+        </w:rPr>
+        <w:t xml:space="preserve">Go to Configuration → System → Flag Maintenance. Selecting Computational expands the modal to a two-column layout.</w:t>
+      </w:r>
+    </w:p>
+    <w:p>
+      <w:pPr>
+        <w:spacing w:after="80" w:before="80"/>
+      </w:pPr>
+      <w:r>
+        <w:t xml:space="preserve"/>
+      </w:r>
+    </w:p>
+    <w:p>
+      <w:pPr>
+        <w:pStyle w:val="Heading3"/>
+        <w:spacing w:after="80" w:before="200"/>
+      </w:pPr>
+      <w:r>
+        <w:rPr>
+          <w:rFonts w:ascii="Arial" w:cs="Arial" w:eastAsia="Arial" w:hAnsi="Arial"/>
+          <w:b/>
+          <w:bCs/>
+          <w:color w:val="0F172A"/>
+          <w:sz w:val="22"/>
+          <w:szCs w:val="22"/>
+        </w:rPr>
+        <w:t xml:space="preserve">Data Source Type</w:t>
+      </w:r>
+    </w:p>
+    <w:p>
+      <w:pPr>
+        <w:pStyle w:val="ListParagraph"/>
+        <w:numPr>
+          <w:ilvl w:val="0"/>
+          <w:numId w:val="2"/>
+        </w:numPr>
+        <w:spacing w:after="40" w:before="40"/>
+      </w:pPr>
+      <w:r>
+        <w:rPr>
+          <w:rFonts w:ascii="Arial" w:cs="Arial" w:eastAsia="Arial" w:hAnsi="Arial"/>
+          <w:sz w:val="22"/>
+          <w:szCs w:val="22"/>
+        </w:rPr>
+        <w:t xml:space="preserve">LIS Endpoint — direct REST call. Requires Source ID and API Endpoint.</w:t>
+      </w:r>
+    </w:p>
+    <w:p>
+      <w:pPr>
+        <w:pStyle w:val="ListParagraph"/>
+        <w:numPr>
+          <w:ilvl w:val="0"/>
+          <w:numId w:val="2"/>
+        </w:numPr>
+        <w:spacing w:after="40" w:before="40"/>
+      </w:pPr>
+      <w:r>
+        <w:rPr>
+          <w:rFonts w:ascii="Arial" w:cs="Arial" w:eastAsia="Arial" w:hAnsi="Arial"/>
+          <w:sz w:val="22"/>
+          <w:szCs w:val="22"/>
+        </w:rPr>
+        <w:t xml:space="preserve">AI Extraction — AI proxy parses unstructured LIS text. Requires extraction endpoint.</w:t>
+      </w:r>
+    </w:p>
+    <w:p>
+      <w:pPr>
+        <w:pStyle w:val="ListParagraph"/>
+        <w:numPr>
+          <w:ilvl w:val="0"/>
+          <w:numId w:val="2"/>
+        </w:numPr>
+        <w:spacing w:after="40" w:before="40"/>
+      </w:pPr>
+      <w:r>
+        <w:rPr>
+          <w:rFonts w:ascii="Arial" w:cs="Arial" w:eastAsia="Arial" w:hAnsi="Arial"/>
+          <w:sz w:val="22"/>
+          <w:szCs w:val="22"/>
+        </w:rPr>
+        <w:t xml:space="preserve">PathScribe Entry — pathologist enters the result in the synoptic. No endpoint required.</w:t>
+      </w:r>
+    </w:p>
+    <w:p>
+      <w:pPr>
+        <w:spacing w:after="80" w:before="80"/>
+      </w:pPr>
+      <w:r>
+        <w:t xml:space="preserve"/>
+      </w:r>
+    </w:p>
+    <w:p>
+      <w:pPr>
+        <w:pStyle w:val="Heading3"/>
+        <w:spacing w:after="80" w:before="200"/>
+      </w:pPr>
+      <w:r>
+        <w:rPr>
+          <w:rFonts w:ascii="Arial" w:cs="Arial" w:eastAsia="Arial" w:hAnsi="Arial"/>
+          <w:b/>
+          <w:bCs/>
+          <w:color w:val="0F172A"/>
+          <w:sz w:val="22"/>
+          <w:szCs w:val="22"/>
+        </w:rPr>
+        <w:t xml:space="preserve">Default Protocols</w:t>
+      </w:r>
+    </w:p>
+    <w:p>
+      <w:pPr>
+        <w:spacing w:after="80" w:before="80"/>
+      </w:pPr>
+      <w:r>
+        <w:rPr>
+          <w:rFonts w:ascii="Arial" w:cs="Arial" w:eastAsia="Arial" w:hAnsi="Arial"/>
+          <w:sz w:val="22"/>
+          <w:szCs w:val="22"/>
+        </w:rPr>
+        <w:t xml:space="preserve">Link published synoptic protocols to a flag. When a pathologist orders that test, PathScribe suggests these protocols for addition to the case.</w:t>
+      </w:r>
+    </w:p>
+    <w:p>
+      <w:pPr>
+        <w:spacing w:after="80" w:before="80"/>
+      </w:pPr>
+      <w:r>
+        <w:t xml:space="preserve"/>
+      </w:r>
+    </w:p>
+    <w:p>
+      <w:pPr>
+        <w:pStyle w:val="Heading1"/>
+        <w:spacing w:after="160" w:before="400"/>
+      </w:pPr>
+      <w:r>
+        <w:rPr>
+          <w:rFonts w:ascii="Arial" w:cs="Arial" w:eastAsia="Arial" w:hAnsi="Arial"/>
+          <w:b/>
+          <w:bCs/>
+          <w:color w:val="0F172A"/>
+          <w:sz w:val="32"/>
+          <w:szCs w:val="32"/>
+        </w:rPr>
         <w:t xml:space="preserve">Demo Reset (Testing Only)</w:t>
+      </w:r>
+    </w:p>
+    <w:p>
+      <w:pPr>
+        <w:spacing w:after="80" w:before="80"/>
+      </w:pPr>
+      <w:r>
+        <w:rPr>
+          <w:rFonts w:ascii="Arial" w:cs="Arial" w:eastAsia="Arial" w:hAnsi="Arial"/>
+          <w:sz w:val="22"/>
+          <w:szCs w:val="22"/>
+        </w:rPr>
+        <w:t xml:space="preserve">Always reset before a new testing session to ensure clean mock data.</w:t>
       </w:r>
     </w:p>
     <w:p>
@@ -2160,18 +2210,6 @@
     </w:lvl>
   </w:abstractNum>
   <w:abstractNum w:abstractNumId="3" w15:restartNumberingAfterBreak="0">
-    <w:multiLevelType w:val="hybridMultilevel"/>
-    <w:lvl w:ilvl="0" w15:tentative="1">
-      <w:start w:val="1"/>
-      <w:numFmt w:val="decimal"/>
-      <w:lvlText w:val="%1."/>
-      <w:lvlJc w:val="left"/>
-      <w:pPr>
-        <w:ind w:left="720" w:hanging="360"/>
-      </w:pPr>
-    </w:lvl>
-  </w:abstractNum>
-  <w:abstractNum w:abstractNumId="4" w15:restartNumberingAfterBreak="0">
     <w:multiLevelType w:val="hybridMultilevel"/>
     <w:lvl w:ilvl="0" w15:tentative="1">
       <w:start w:val="1"/>
